--- a/examples/generated/WordToolkit-showcase.docx
+++ b/examples/generated/WordToolkit-showcase.docx
@@ -152,11 +152,11 @@
       </w:tblGrid>
       <w:tr>
         <w:trPr>
-          <w:ins w:id="3" w:author="WordToolkit" w:date="2026-07-18T23:05:25Z"/>
+          <w:ins w:id="3" w:author="WordToolkit" w:date="2026-07-22T17:51:42Z"/>
         </w:trPr>
         <w:tc>
           <w:p>
-            <w:ins w:id="6" w:author="Claude" w:date="2026-07-18T23:05:25Z">
+            <w:ins w:id="6" w:author="Claude" w:date="2026-07-22T17:51:42Z">
               <w:r>
                 <w:t xml:space="preserve">Format</w:t>
               </w:r>
@@ -165,7 +165,7 @@
         </w:tc>
         <w:tc>
           <w:p>
-            <w:ins w:id="7" w:author="Claude" w:date="2026-07-18T23:05:25Z">
+            <w:ins w:id="7" w:author="Claude" w:date="2026-07-22T17:51:42Z">
               <w:r>
                 <w:t xml:space="preserve">Part</w:t>
               </w:r>
@@ -174,7 +174,7 @@
         </w:tc>
         <w:tc>
           <w:p>
-            <w:ins w:id="8" w:author="Claude" w:date="2026-07-18T23:05:25Z">
+            <w:ins w:id="8" w:author="Claude" w:date="2026-07-22T17:51:42Z">
               <w:r>
                 <w:t xml:space="preserve">Preserved</w:t>
               </w:r>
@@ -184,11 +184,11 @@
       </w:tr>
       <w:tr>
         <w:trPr>
-          <w:ins w:id="4" w:author="WordToolkit" w:date="2026-07-18T23:05:25Z"/>
+          <w:ins w:id="4" w:author="WordToolkit" w:date="2026-07-22T17:51:42Z"/>
         </w:trPr>
         <w:tc>
           <w:p>
-            <w:ins w:id="9" w:author="Claude" w:date="2026-07-18T23:05:25Z">
+            <w:ins w:id="9" w:author="Claude" w:date="2026-07-22T17:51:42Z">
               <w:r>
                 <w:t xml:space="preserve">DOCX</w:t>
               </w:r>
@@ -197,7 +197,7 @@
         </w:tc>
         <w:tc>
           <w:p>
-            <w:ins w:id="10" w:author="Claude" w:date="2026-07-18T23:05:25Z">
+            <w:ins w:id="10" w:author="Claude" w:date="2026-07-22T17:51:42Z">
               <w:r>
                 <w:t xml:space="preserve">document.xml</w:t>
               </w:r>
@@ -206,7 +206,7 @@
         </w:tc>
         <w:tc>
           <w:p>
-            <w:ins w:id="11" w:author="Claude" w:date="2026-07-18T23:05:25Z">
+            <w:ins w:id="11" w:author="Claude" w:date="2026-07-22T17:51:42Z">
               <w:r>
                 <w:t xml:space="preserve">yes</w:t>
               </w:r>
@@ -216,11 +216,11 @@
       </w:tr>
       <w:tr>
         <w:trPr>
-          <w:ins w:id="5" w:author="WordToolkit" w:date="2026-07-18T23:05:25Z"/>
+          <w:ins w:id="5" w:author="WordToolkit" w:date="2026-07-22T17:51:42Z"/>
         </w:trPr>
         <w:tc>
           <w:p>
-            <w:ins w:id="12" w:author="Claude" w:date="2026-07-18T23:05:25Z">
+            <w:ins w:id="12" w:author="Claude" w:date="2026-07-22T17:51:42Z">
               <w:r>
                 <w:t xml:space="preserve">Math</w:t>
               </w:r>
@@ -229,7 +229,7 @@
         </w:tc>
         <w:tc>
           <w:p>
-            <w:ins w:id="13" w:author="Claude" w:date="2026-07-18T23:05:25Z">
+            <w:ins w:id="13" w:author="Claude" w:date="2026-07-22T17:51:42Z">
               <w:r>
                 <w:t xml:space="preserve">OMML</w:t>
               </w:r>
@@ -238,7 +238,7 @@
         </w:tc>
         <w:tc>
           <w:p>
-            <w:ins w:id="14" w:author="Claude" w:date="2026-07-18T23:05:25Z">
+            <w:ins w:id="14" w:author="Claude" w:date="2026-07-22T17:51:42Z">
               <w:r>
                 <w:t xml:space="preserve">native</w:t>
               </w:r>
@@ -300,12 +300,12 @@
       <w:r>
         <w:t xml:space="preserve">Tracked revision sample: </w:t>
       </w:r>
-      <w:del w:id="1" w:author="WordToolkit" w:date="2026-07-18T23:05:25Z">
+      <w:del w:id="1" w:author="WordToolkit" w:date="2026-07-22T17:51:42Z">
         <w:r>
           <w:delText xml:space="preserve">original</w:delText>
         </w:r>
       </w:del>
-      <w:ins w:id="2" w:author="WordToolkit" w:date="2026-07-18T23:05:25Z">
+      <w:ins w:id="2" w:author="WordToolkit" w:date="2026-07-22T17:51:42Z">
         <w:r>
           <w:t xml:space="preserve">reviewed</w:t>
         </w:r>
@@ -436,7 +436,7 @@
 
 <file path=word/comments.xml><?xml version="1.0" encoding="utf-8"?>
 <w:comments xmlns:w="http://schemas.openxmlformats.org/wordprocessingml/2006/main" xmlns:w14="http://schemas.microsoft.com/office/word/2010/wordml" xmlns:r="http://schemas.openxmlformats.org/officeDocument/2006/relationships">
-  <w:comment w:id="0" w:author="WordToolkit" w:date="2026-07-18T23:05:25Z" w:initials="W">
+  <w:comment w:id="0" w:author="WordToolkit" w:date="2026-07-22T17:51:42Z" w:initials="W">
     <w:p>
       <w:r>
         <w:rPr>
@@ -473,7 +473,7 @@
 
 <file path=word/footer1.xml><?xml version="1.0" encoding="utf-8"?>
 <w:ftr xmlns:w="http://schemas.openxmlformats.org/wordprocessingml/2006/main">
-  <w:p xmlns:ns0="http://schemas.microsoft.com/office/word/2010/wordml" ns0:paraId="07EA5BD7" ns0:textId="77777777">
+  <w:p xmlns:ns0="http://schemas.microsoft.com/office/word/2010/wordml" ns0:paraId="17EE62C7" ns0:textId="77777777">
     <w:r>
       <w:t xml:space="preserve">Page </w:t>
     </w:r>
@@ -496,7 +496,7 @@
 
 <file path=word/footer2.xml><?xml version="1.0" encoding="utf-8"?>
 <w:ftr xmlns:w="http://schemas.openxmlformats.org/wordprocessingml/2006/main">
-  <w:p xmlns:ns0="http://schemas.microsoft.com/office/word/2010/wordml" ns0:paraId="099EE72E" ns0:textId="77777777">
+  <w:p xmlns:ns0="http://schemas.microsoft.com/office/word/2010/wordml" ns0:paraId="28D97AF5" ns0:textId="77777777">
     <w:r>
       <w:t xml:space="preserve">Even page </w:t>
     </w:r>
@@ -565,7 +565,7 @@
 
 <file path=word/header2.xml><?xml version="1.0" encoding="utf-8"?>
 <w:hdr xmlns:w="http://schemas.openxmlformats.org/wordprocessingml/2006/main">
-  <w:p xmlns:ns0="http://schemas.microsoft.com/office/word/2010/wordml" ns0:paraId="5AAE9619" ns0:textId="77777777">
+  <w:p xmlns:ns0="http://schemas.microsoft.com/office/word/2010/wordml" ns0:paraId="369F4CFC" ns0:textId="77777777">
     <w:r>
       <w:t>WordToolkit — first-page header</w:t>
     </w:r>

--- a/examples/generated/WordToolkit-showcase.docx
+++ b/examples/generated/WordToolkit-showcase.docx
@@ -152,11 +152,11 @@
       </w:tblGrid>
       <w:tr>
         <w:trPr>
-          <w:ins w:id="3" w:author="WordToolkit" w:date="2026-07-22T17:51:42Z"/>
+          <w:ins w:id="3" w:author="WordToolkit" w:date="2026-07-25T22:47:47Z"/>
         </w:trPr>
         <w:tc>
           <w:p>
-            <w:ins w:id="6" w:author="Claude" w:date="2026-07-22T17:51:42Z">
+            <w:ins w:id="6" w:author="Claude" w:date="2026-07-25T22:47:47Z">
               <w:r>
                 <w:t xml:space="preserve">Format</w:t>
               </w:r>
@@ -165,7 +165,7 @@
         </w:tc>
         <w:tc>
           <w:p>
-            <w:ins w:id="7" w:author="Claude" w:date="2026-07-22T17:51:42Z">
+            <w:ins w:id="7" w:author="Claude" w:date="2026-07-25T22:47:47Z">
               <w:r>
                 <w:t xml:space="preserve">Part</w:t>
               </w:r>
@@ -174,7 +174,7 @@
         </w:tc>
         <w:tc>
           <w:p>
-            <w:ins w:id="8" w:author="Claude" w:date="2026-07-22T17:51:42Z">
+            <w:ins w:id="8" w:author="Claude" w:date="2026-07-25T22:47:47Z">
               <w:r>
                 <w:t xml:space="preserve">Preserved</w:t>
               </w:r>
@@ -184,11 +184,11 @@
       </w:tr>
       <w:tr>
         <w:trPr>
-          <w:ins w:id="4" w:author="WordToolkit" w:date="2026-07-22T17:51:42Z"/>
+          <w:ins w:id="4" w:author="WordToolkit" w:date="2026-07-25T22:47:47Z"/>
         </w:trPr>
         <w:tc>
           <w:p>
-            <w:ins w:id="9" w:author="Claude" w:date="2026-07-22T17:51:42Z">
+            <w:ins w:id="9" w:author="Claude" w:date="2026-07-25T22:47:47Z">
               <w:r>
                 <w:t xml:space="preserve">DOCX</w:t>
               </w:r>
@@ -197,7 +197,7 @@
         </w:tc>
         <w:tc>
           <w:p>
-            <w:ins w:id="10" w:author="Claude" w:date="2026-07-22T17:51:42Z">
+            <w:ins w:id="10" w:author="Claude" w:date="2026-07-25T22:47:47Z">
               <w:r>
                 <w:t xml:space="preserve">document.xml</w:t>
               </w:r>
@@ -206,7 +206,7 @@
         </w:tc>
         <w:tc>
           <w:p>
-            <w:ins w:id="11" w:author="Claude" w:date="2026-07-22T17:51:42Z">
+            <w:ins w:id="11" w:author="Claude" w:date="2026-07-25T22:47:47Z">
               <w:r>
                 <w:t xml:space="preserve">yes</w:t>
               </w:r>
@@ -216,11 +216,11 @@
       </w:tr>
       <w:tr>
         <w:trPr>
-          <w:ins w:id="5" w:author="WordToolkit" w:date="2026-07-22T17:51:42Z"/>
+          <w:ins w:id="5" w:author="WordToolkit" w:date="2026-07-25T22:47:47Z"/>
         </w:trPr>
         <w:tc>
           <w:p>
-            <w:ins w:id="12" w:author="Claude" w:date="2026-07-22T17:51:42Z">
+            <w:ins w:id="12" w:author="Claude" w:date="2026-07-25T22:47:47Z">
               <w:r>
                 <w:t xml:space="preserve">Math</w:t>
               </w:r>
@@ -229,7 +229,7 @@
         </w:tc>
         <w:tc>
           <w:p>
-            <w:ins w:id="13" w:author="Claude" w:date="2026-07-22T17:51:42Z">
+            <w:ins w:id="13" w:author="Claude" w:date="2026-07-25T22:47:47Z">
               <w:r>
                 <w:t xml:space="preserve">OMML</w:t>
               </w:r>
@@ -238,7 +238,7 @@
         </w:tc>
         <w:tc>
           <w:p>
-            <w:ins w:id="14" w:author="Claude" w:date="2026-07-22T17:51:42Z">
+            <w:ins w:id="14" w:author="Claude" w:date="2026-07-25T22:47:47Z">
               <w:r>
                 <w:t xml:space="preserve">native</w:t>
               </w:r>
@@ -300,12 +300,12 @@
       <w:r>
         <w:t xml:space="preserve">Tracked revision sample: </w:t>
       </w:r>
-      <w:del w:id="1" w:author="WordToolkit" w:date="2026-07-22T17:51:42Z">
+      <w:del w:id="1" w:author="WordToolkit" w:date="2026-07-25T22:47:47Z">
         <w:r>
           <w:delText xml:space="preserve">original</w:delText>
         </w:r>
       </w:del>
-      <w:ins w:id="2" w:author="WordToolkit" w:date="2026-07-22T17:51:42Z">
+      <w:ins w:id="2" w:author="WordToolkit" w:date="2026-07-25T22:47:47Z">
         <w:r>
           <w:t xml:space="preserve">reviewed</w:t>
         </w:r>
@@ -436,7 +436,7 @@
 
 <file path=word/comments.xml><?xml version="1.0" encoding="utf-8"?>
 <w:comments xmlns:w="http://schemas.openxmlformats.org/wordprocessingml/2006/main" xmlns:w14="http://schemas.microsoft.com/office/word/2010/wordml" xmlns:r="http://schemas.openxmlformats.org/officeDocument/2006/relationships">
-  <w:comment w:id="0" w:author="WordToolkit" w:date="2026-07-22T17:51:42Z" w:initials="W">
+  <w:comment w:id="0" w:author="WordToolkit" w:date="2026-07-25T22:47:47Z" w:initials="W">
     <w:p>
       <w:r>
         <w:rPr>
@@ -473,7 +473,7 @@
 
 <file path=word/footer1.xml><?xml version="1.0" encoding="utf-8"?>
 <w:ftr xmlns:w="http://schemas.openxmlformats.org/wordprocessingml/2006/main">
-  <w:p xmlns:ns0="http://schemas.microsoft.com/office/word/2010/wordml" ns0:paraId="17EE62C7" ns0:textId="77777777">
+  <w:p xmlns:ns0="http://schemas.microsoft.com/office/word/2010/wordml" ns0:paraId="2AA3B772" ns0:textId="77777777">
     <w:r>
       <w:t xml:space="preserve">Page </w:t>
     </w:r>
@@ -496,7 +496,7 @@
 
 <file path=word/footer2.xml><?xml version="1.0" encoding="utf-8"?>
 <w:ftr xmlns:w="http://schemas.openxmlformats.org/wordprocessingml/2006/main">
-  <w:p xmlns:ns0="http://schemas.microsoft.com/office/word/2010/wordml" ns0:paraId="28D97AF5" ns0:textId="77777777">
+  <w:p xmlns:ns0="http://schemas.microsoft.com/office/word/2010/wordml" ns0:paraId="5FF400E9" ns0:textId="77777777">
     <w:r>
       <w:t xml:space="preserve">Even page </w:t>
     </w:r>
@@ -565,7 +565,7 @@
 
 <file path=word/header2.xml><?xml version="1.0" encoding="utf-8"?>
 <w:hdr xmlns:w="http://schemas.openxmlformats.org/wordprocessingml/2006/main">
-  <w:p xmlns:ns0="http://schemas.microsoft.com/office/word/2010/wordml" ns0:paraId="369F4CFC" ns0:textId="77777777">
+  <w:p xmlns:ns0="http://schemas.microsoft.com/office/word/2010/wordml" ns0:paraId="5D4FD37E" ns0:textId="77777777">
     <w:r>
       <w:t>WordToolkit — first-page header</w:t>
     </w:r>

--- a/examples/generated/WordToolkit-showcase.docx
+++ b/examples/generated/WordToolkit-showcase.docx
@@ -152,11 +152,11 @@
       </w:tblGrid>
       <w:tr>
         <w:trPr>
-          <w:ins w:id="3" w:author="WordToolkit" w:date="2026-07-25T22:47:47Z"/>
+          <w:ins w:id="3" w:author="WordToolkit" w:date="2026-07-26T01:26:10Z"/>
         </w:trPr>
         <w:tc>
           <w:p>
-            <w:ins w:id="6" w:author="Claude" w:date="2026-07-25T22:47:47Z">
+            <w:ins w:id="6" w:author="Claude" w:date="2026-07-26T01:26:10Z">
               <w:r>
                 <w:t xml:space="preserve">Format</w:t>
               </w:r>
@@ -165,7 +165,7 @@
         </w:tc>
         <w:tc>
           <w:p>
-            <w:ins w:id="7" w:author="Claude" w:date="2026-07-25T22:47:47Z">
+            <w:ins w:id="7" w:author="Claude" w:date="2026-07-26T01:26:10Z">
               <w:r>
                 <w:t xml:space="preserve">Part</w:t>
               </w:r>
@@ -174,7 +174,7 @@
         </w:tc>
         <w:tc>
           <w:p>
-            <w:ins w:id="8" w:author="Claude" w:date="2026-07-25T22:47:47Z">
+            <w:ins w:id="8" w:author="Claude" w:date="2026-07-26T01:26:10Z">
               <w:r>
                 <w:t xml:space="preserve">Preserved</w:t>
               </w:r>
@@ -184,11 +184,11 @@
       </w:tr>
       <w:tr>
         <w:trPr>
-          <w:ins w:id="4" w:author="WordToolkit" w:date="2026-07-25T22:47:47Z"/>
+          <w:ins w:id="4" w:author="WordToolkit" w:date="2026-07-26T01:26:10Z"/>
         </w:trPr>
         <w:tc>
           <w:p>
-            <w:ins w:id="9" w:author="Claude" w:date="2026-07-25T22:47:47Z">
+            <w:ins w:id="9" w:author="Claude" w:date="2026-07-26T01:26:10Z">
               <w:r>
                 <w:t xml:space="preserve">DOCX</w:t>
               </w:r>
@@ -197,7 +197,7 @@
         </w:tc>
         <w:tc>
           <w:p>
-            <w:ins w:id="10" w:author="Claude" w:date="2026-07-25T22:47:47Z">
+            <w:ins w:id="10" w:author="Claude" w:date="2026-07-26T01:26:10Z">
               <w:r>
                 <w:t xml:space="preserve">document.xml</w:t>
               </w:r>
@@ -206,7 +206,7 @@
         </w:tc>
         <w:tc>
           <w:p>
-            <w:ins w:id="11" w:author="Claude" w:date="2026-07-25T22:47:47Z">
+            <w:ins w:id="11" w:author="Claude" w:date="2026-07-26T01:26:10Z">
               <w:r>
                 <w:t xml:space="preserve">yes</w:t>
               </w:r>
@@ -216,11 +216,11 @@
       </w:tr>
       <w:tr>
         <w:trPr>
-          <w:ins w:id="5" w:author="WordToolkit" w:date="2026-07-25T22:47:47Z"/>
+          <w:ins w:id="5" w:author="WordToolkit" w:date="2026-07-26T01:26:10Z"/>
         </w:trPr>
         <w:tc>
           <w:p>
-            <w:ins w:id="12" w:author="Claude" w:date="2026-07-25T22:47:47Z">
+            <w:ins w:id="12" w:author="Claude" w:date="2026-07-26T01:26:10Z">
               <w:r>
                 <w:t xml:space="preserve">Math</w:t>
               </w:r>
@@ -229,7 +229,7 @@
         </w:tc>
         <w:tc>
           <w:p>
-            <w:ins w:id="13" w:author="Claude" w:date="2026-07-25T22:47:47Z">
+            <w:ins w:id="13" w:author="Claude" w:date="2026-07-26T01:26:10Z">
               <w:r>
                 <w:t xml:space="preserve">OMML</w:t>
               </w:r>
@@ -238,7 +238,7 @@
         </w:tc>
         <w:tc>
           <w:p>
-            <w:ins w:id="14" w:author="Claude" w:date="2026-07-25T22:47:47Z">
+            <w:ins w:id="14" w:author="Claude" w:date="2026-07-26T01:26:10Z">
               <w:r>
                 <w:t xml:space="preserve">native</w:t>
               </w:r>
@@ -300,12 +300,12 @@
       <w:r>
         <w:t xml:space="preserve">Tracked revision sample: </w:t>
       </w:r>
-      <w:del w:id="1" w:author="WordToolkit" w:date="2026-07-25T22:47:47Z">
+      <w:del w:id="1" w:author="WordToolkit" w:date="2026-07-26T01:26:10Z">
         <w:r>
           <w:delText xml:space="preserve">original</w:delText>
         </w:r>
       </w:del>
-      <w:ins w:id="2" w:author="WordToolkit" w:date="2026-07-25T22:47:47Z">
+      <w:ins w:id="2" w:author="WordToolkit" w:date="2026-07-26T01:26:10Z">
         <w:r>
           <w:t xml:space="preserve">reviewed</w:t>
         </w:r>
@@ -436,7 +436,7 @@
 
 <file path=word/comments.xml><?xml version="1.0" encoding="utf-8"?>
 <w:comments xmlns:w="http://schemas.openxmlformats.org/wordprocessingml/2006/main" xmlns:w14="http://schemas.microsoft.com/office/word/2010/wordml" xmlns:r="http://schemas.openxmlformats.org/officeDocument/2006/relationships">
-  <w:comment w:id="0" w:author="WordToolkit" w:date="2026-07-25T22:47:47Z" w:initials="W">
+  <w:comment w:id="0" w:author="WordToolkit" w:date="2026-07-26T01:26:10Z" w:initials="W">
     <w:p>
       <w:r>
         <w:rPr>
@@ -473,7 +473,7 @@
 
 <file path=word/footer1.xml><?xml version="1.0" encoding="utf-8"?>
 <w:ftr xmlns:w="http://schemas.openxmlformats.org/wordprocessingml/2006/main">
-  <w:p xmlns:ns0="http://schemas.microsoft.com/office/word/2010/wordml" ns0:paraId="2AA3B772" ns0:textId="77777777">
+  <w:p xmlns:ns0="http://schemas.microsoft.com/office/word/2010/wordml" ns0:paraId="4A0A760C" ns0:textId="77777777">
     <w:r>
       <w:t xml:space="preserve">Page </w:t>
     </w:r>
@@ -496,7 +496,7 @@
 
 <file path=word/footer2.xml><?xml version="1.0" encoding="utf-8"?>
 <w:ftr xmlns:w="http://schemas.openxmlformats.org/wordprocessingml/2006/main">
-  <w:p xmlns:ns0="http://schemas.microsoft.com/office/word/2010/wordml" ns0:paraId="5FF400E9" ns0:textId="77777777">
+  <w:p xmlns:ns0="http://schemas.microsoft.com/office/word/2010/wordml" ns0:paraId="6A4969DF" ns0:textId="77777777">
     <w:r>
       <w:t xml:space="preserve">Even page </w:t>
     </w:r>
@@ -565,7 +565,7 @@
 
 <file path=word/header2.xml><?xml version="1.0" encoding="utf-8"?>
 <w:hdr xmlns:w="http://schemas.openxmlformats.org/wordprocessingml/2006/main">
-  <w:p xmlns:ns0="http://schemas.microsoft.com/office/word/2010/wordml" ns0:paraId="5D4FD37E" ns0:textId="77777777">
+  <w:p xmlns:ns0="http://schemas.microsoft.com/office/word/2010/wordml" ns0:paraId="13100A8D" ns0:textId="77777777">
     <w:r>
       <w:t>WordToolkit — first-page header</w:t>
     </w:r>

--- a/examples/generated/WordToolkit-showcase.docx
+++ b/examples/generated/WordToolkit-showcase.docx
@@ -152,11 +152,11 @@
       </w:tblGrid>
       <w:tr>
         <w:trPr>
-          <w:ins w:id="3" w:author="WordToolkit" w:date="2026-07-26T01:26:10Z"/>
+          <w:ins w:id="3" w:author="WordToolkit" w:date="2026-07-26T03:19:36Z"/>
         </w:trPr>
         <w:tc>
           <w:p>
-            <w:ins w:id="6" w:author="Claude" w:date="2026-07-26T01:26:10Z">
+            <w:ins w:id="6" w:author="Claude" w:date="2026-07-26T03:19:36Z">
               <w:r>
                 <w:t xml:space="preserve">Format</w:t>
               </w:r>
@@ -165,7 +165,7 @@
         </w:tc>
         <w:tc>
           <w:p>
-            <w:ins w:id="7" w:author="Claude" w:date="2026-07-26T01:26:10Z">
+            <w:ins w:id="7" w:author="Claude" w:date="2026-07-26T03:19:36Z">
               <w:r>
                 <w:t xml:space="preserve">Part</w:t>
               </w:r>
@@ -174,7 +174,7 @@
         </w:tc>
         <w:tc>
           <w:p>
-            <w:ins w:id="8" w:author="Claude" w:date="2026-07-26T01:26:10Z">
+            <w:ins w:id="8" w:author="Claude" w:date="2026-07-26T03:19:36Z">
               <w:r>
                 <w:t xml:space="preserve">Preserved</w:t>
               </w:r>
@@ -184,11 +184,11 @@
       </w:tr>
       <w:tr>
         <w:trPr>
-          <w:ins w:id="4" w:author="WordToolkit" w:date="2026-07-26T01:26:10Z"/>
+          <w:ins w:id="4" w:author="WordToolkit" w:date="2026-07-26T03:19:36Z"/>
         </w:trPr>
         <w:tc>
           <w:p>
-            <w:ins w:id="9" w:author="Claude" w:date="2026-07-26T01:26:10Z">
+            <w:ins w:id="9" w:author="Claude" w:date="2026-07-26T03:19:36Z">
               <w:r>
                 <w:t xml:space="preserve">DOCX</w:t>
               </w:r>
@@ -197,7 +197,7 @@
         </w:tc>
         <w:tc>
           <w:p>
-            <w:ins w:id="10" w:author="Claude" w:date="2026-07-26T01:26:10Z">
+            <w:ins w:id="10" w:author="Claude" w:date="2026-07-26T03:19:36Z">
               <w:r>
                 <w:t xml:space="preserve">document.xml</w:t>
               </w:r>
@@ -206,7 +206,7 @@
         </w:tc>
         <w:tc>
           <w:p>
-            <w:ins w:id="11" w:author="Claude" w:date="2026-07-26T01:26:10Z">
+            <w:ins w:id="11" w:author="Claude" w:date="2026-07-26T03:19:36Z">
               <w:r>
                 <w:t xml:space="preserve">yes</w:t>
               </w:r>
@@ -216,11 +216,11 @@
       </w:tr>
       <w:tr>
         <w:trPr>
-          <w:ins w:id="5" w:author="WordToolkit" w:date="2026-07-26T01:26:10Z"/>
+          <w:ins w:id="5" w:author="WordToolkit" w:date="2026-07-26T03:19:36Z"/>
         </w:trPr>
         <w:tc>
           <w:p>
-            <w:ins w:id="12" w:author="Claude" w:date="2026-07-26T01:26:10Z">
+            <w:ins w:id="12" w:author="Claude" w:date="2026-07-26T03:19:36Z">
               <w:r>
                 <w:t xml:space="preserve">Math</w:t>
               </w:r>
@@ -229,7 +229,7 @@
         </w:tc>
         <w:tc>
           <w:p>
-            <w:ins w:id="13" w:author="Claude" w:date="2026-07-26T01:26:10Z">
+            <w:ins w:id="13" w:author="Claude" w:date="2026-07-26T03:19:36Z">
               <w:r>
                 <w:t xml:space="preserve">OMML</w:t>
               </w:r>
@@ -238,7 +238,7 @@
         </w:tc>
         <w:tc>
           <w:p>
-            <w:ins w:id="14" w:author="Claude" w:date="2026-07-26T01:26:10Z">
+            <w:ins w:id="14" w:author="Claude" w:date="2026-07-26T03:19:36Z">
               <w:r>
                 <w:t xml:space="preserve">native</w:t>
               </w:r>
@@ -300,12 +300,12 @@
       <w:r>
         <w:t xml:space="preserve">Tracked revision sample: </w:t>
       </w:r>
-      <w:del w:id="1" w:author="WordToolkit" w:date="2026-07-26T01:26:10Z">
+      <w:del w:id="1" w:author="WordToolkit" w:date="2026-07-26T03:19:36Z">
         <w:r>
           <w:delText xml:space="preserve">original</w:delText>
         </w:r>
       </w:del>
-      <w:ins w:id="2" w:author="WordToolkit" w:date="2026-07-26T01:26:10Z">
+      <w:ins w:id="2" w:author="WordToolkit" w:date="2026-07-26T03:19:36Z">
         <w:r>
           <w:t xml:space="preserve">reviewed</w:t>
         </w:r>
@@ -436,7 +436,7 @@
 
 <file path=word/comments.xml><?xml version="1.0" encoding="utf-8"?>
 <w:comments xmlns:w="http://schemas.openxmlformats.org/wordprocessingml/2006/main" xmlns:w14="http://schemas.microsoft.com/office/word/2010/wordml" xmlns:r="http://schemas.openxmlformats.org/officeDocument/2006/relationships">
-  <w:comment w:id="0" w:author="WordToolkit" w:date="2026-07-26T01:26:10Z" w:initials="W">
+  <w:comment w:id="0" w:author="WordToolkit" w:date="2026-07-26T03:19:36Z" w:initials="W">
     <w:p>
       <w:r>
         <w:rPr>
@@ -473,7 +473,7 @@
 
 <file path=word/footer1.xml><?xml version="1.0" encoding="utf-8"?>
 <w:ftr xmlns:w="http://schemas.openxmlformats.org/wordprocessingml/2006/main">
-  <w:p xmlns:ns0="http://schemas.microsoft.com/office/word/2010/wordml" ns0:paraId="4A0A760C" ns0:textId="77777777">
+  <w:p xmlns:ns0="http://schemas.microsoft.com/office/word/2010/wordml" ns0:paraId="2072A519" ns0:textId="77777777">
     <w:r>
       <w:t xml:space="preserve">Page </w:t>
     </w:r>
@@ -496,7 +496,7 @@
 
 <file path=word/footer2.xml><?xml version="1.0" encoding="utf-8"?>
 <w:ftr xmlns:w="http://schemas.openxmlformats.org/wordprocessingml/2006/main">
-  <w:p xmlns:ns0="http://schemas.microsoft.com/office/word/2010/wordml" ns0:paraId="6A4969DF" ns0:textId="77777777">
+  <w:p xmlns:ns0="http://schemas.microsoft.com/office/word/2010/wordml" ns0:paraId="2B999EC5" ns0:textId="77777777">
     <w:r>
       <w:t xml:space="preserve">Even page </w:t>
     </w:r>
@@ -565,7 +565,7 @@
 
 <file path=word/header2.xml><?xml version="1.0" encoding="utf-8"?>
 <w:hdr xmlns:w="http://schemas.openxmlformats.org/wordprocessingml/2006/main">
-  <w:p xmlns:ns0="http://schemas.microsoft.com/office/word/2010/wordml" ns0:paraId="13100A8D" ns0:textId="77777777">
+  <w:p xmlns:ns0="http://schemas.microsoft.com/office/word/2010/wordml" ns0:paraId="349BD1E6" ns0:textId="77777777">
     <w:r>
       <w:t>WordToolkit — first-page header</w:t>
     </w:r>
